--- a/examples/roastery-weekly/ROAST_OPS_Roastery_Operations_Weekly_ACTIONS_2026-04-23.docx
+++ b/examples/roastery-weekly/ROAST_OPS_Roastery_Operations_Weekly_ACTIONS_2026-04-23.docx
@@ -506,7 +506,7 @@
                 <w:sz w:val="18"/>
                 <w:szCs w:val="18"/>
               </w:rPr>
-              <w:t xml:space="preserve">Friday April 25</w:t>
+              <w:t xml:space="preserve">Friday April 24</w:t>
             </w:r>
           </w:p>
         </w:tc>
@@ -554,7 +554,7 @@
                 <w:sz w:val="18"/>
                 <w:szCs w:val="18"/>
               </w:rPr>
-              <w:t xml:space="preserve">"Dana will place the reorder with the importer by Friday April 25"</w:t>
+              <w:t xml:space="preserve">"Dana will place the reorder with the importer by Friday April 24"</w:t>
             </w:r>
           </w:p>
         </w:tc>
